--- a/สรุปโปรเจกต์-เค้กที่รัก.docx
+++ b/สรุปโปรเจกต์-เค้กที่รัก.docx
@@ -1467,7 +1467,7 @@
               <w:rPr>
                 <w:rFonts w:ascii="Tahoma" w:cs="Tahoma" w:eastAsia="Tahoma" w:hAnsi="Tahoma"/>
               </w:rPr>
-              <w:t xml:space="preserve">warintjit@gmail.com</w:t>
+              <w:t xml:space="preserve">orawan062525@gmail.com</w:t>
             </w:r>
           </w:p>
         </w:tc>
@@ -1519,7 +1519,7 @@
               <w:rPr>
                 <w:rFonts w:ascii="Tahoma" w:cs="Tahoma" w:eastAsia="Tahoma" w:hAnsi="Tahoma"/>
               </w:rPr>
-              <w:t xml:space="preserve">warintjit@gmail.com</w:t>
+              <w:t xml:space="preserve">orawan062525@gmail.com</w:t>
             </w:r>
           </w:p>
         </w:tc>
@@ -1573,7 +1573,7 @@
               <w:rPr>
                 <w:rFonts w:ascii="Tahoma" w:cs="Tahoma" w:eastAsia="Tahoma" w:hAnsi="Tahoma"/>
               </w:rPr>
-              <w:t xml:space="preserve">Kru_Boat / warintjit@gmail.com</w:t>
+              <w:t xml:space="preserve">Kru_Boat / orawan062525@gmail.com</w:t>
             </w:r>
           </w:p>
         </w:tc>
@@ -1959,7 +1959,7 @@
         <w:rPr>
           <w:rFonts w:ascii="Tahoma" w:cs="Tahoma" w:eastAsia="Tahoma" w:hAnsi="Tahoma"/>
         </w:rPr>
-        <w:t xml:space="preserve">git config --local user.email "warintjit@gmail.com"</w:t>
+        <w:t xml:space="preserve">git config --local user.email "orawan062525@gmail.com"</w:t>
       </w:r>
     </w:p>
     <w:p>
